--- a/fiction/drafts/first-person/fpp-it-gradually-dawned-on-me-that-i-was-dreaming_20090421-0826.docx
+++ b/fiction/drafts/first-person/fpp-it-gradually-dawned-on-me-that-i-was-dreaming_20090421-0826.docx
@@ -7,12 +7,14 @@
         <w:spacing w:line="360" w:lineRule="auto"/>
         <w:contextualSpacing/>
         <w:rPr>
-          <w:rFonts w:ascii="Calibri" w:hAnsi="Calibri" w:cs="Calibri"/>
+          <w:rFonts w:ascii="Montserrat" w:hAnsi="Montserrat" w:cs="Calibri"/>
+          <w:sz w:val="24"/>
         </w:rPr>
       </w:pPr>
       <w:r>
         <w:rPr>
-          <w:rFonts w:ascii="Calibri" w:hAnsi="Calibri" w:cs="Calibri"/>
+          <w:rFonts w:ascii="Montserrat" w:hAnsi="Montserrat" w:cs="Calibri"/>
+          <w:sz w:val="24"/>
         </w:rPr>
         <w:tab/>
         <w:t xml:space="preserve">It gradually dawned on me that I was dreaming—caught in a nightmare, to be specific—the kind where I kept waking up inside a dream. Each time I awoke, I thought it was for real. I became more focused—or the chaos seemed more coherent. </w:t>
@@ -23,12 +25,14 @@
         <w:spacing w:line="360" w:lineRule="auto"/>
         <w:contextualSpacing/>
         <w:rPr>
-          <w:rFonts w:ascii="Calibri" w:hAnsi="Calibri" w:cs="Calibri"/>
+          <w:rFonts w:ascii="Montserrat" w:hAnsi="Montserrat" w:cs="Calibri"/>
+          <w:sz w:val="24"/>
         </w:rPr>
       </w:pPr>
       <w:r>
         <w:rPr>
-          <w:rFonts w:ascii="Calibri" w:hAnsi="Calibri" w:cs="Calibri"/>
+          <w:rFonts w:ascii="Montserrat" w:hAnsi="Montserrat" w:cs="Calibri"/>
+          <w:sz w:val="24"/>
         </w:rPr>
         <w:tab/>
         <w:t xml:space="preserve">It was unsettling the way my body warped and wavered in its existence, however. At times, I would reach out, and even though I could feel my hands, I could not see them. Sometimes, even though I could see them, they did not always remain mine. Without warning, parts of me became fused into the scenery and I would be forced to rip myself free of an arm or a leg to keep moving forward. </w:t>
@@ -39,35 +43,24 @@
         <w:spacing w:line="360" w:lineRule="auto"/>
         <w:contextualSpacing/>
         <w:rPr>
-          <w:rFonts w:ascii="Calibri" w:hAnsi="Calibri" w:cs="Calibri"/>
+          <w:rFonts w:ascii="Montserrat" w:hAnsi="Montserrat" w:cs="Calibri"/>
+          <w:sz w:val="24"/>
         </w:rPr>
       </w:pPr>
       <w:r>
         <w:rPr>
-          <w:rFonts w:ascii="Calibri" w:hAnsi="Calibri" w:cs="Calibri"/>
+          <w:rFonts w:ascii="Montserrat" w:hAnsi="Montserrat" w:cs="Calibri"/>
+          <w:sz w:val="24"/>
         </w:rPr>
         <w:tab/>
-        <w:t xml:space="preserve">I had to keep moving, or the strange landscape would begin to collapse in on me. As I stumbled on, I grew tired and desperate for some kind of shelter, a safe place to </w:t>
-      </w:r>
-      <w:proofErr w:type="gramStart"/>
-      <w:r>
-        <w:rPr>
-          <w:rFonts w:ascii="Calibri" w:hAnsi="Calibri" w:cs="Calibri"/>
-        </w:rPr>
-        <w:t>rest—even</w:t>
-      </w:r>
-      <w:proofErr w:type="gramEnd"/>
-      <w:r>
-        <w:rPr>
-          <w:rFonts w:ascii="Calibri" w:hAnsi="Calibri" w:cs="Calibri"/>
-        </w:rPr>
-        <w:t xml:space="preserve"> knowing I was inviting the world to collapse and turn inside out. I was in the eye of a storm, but if I stopped moving it would catch up to me and tear everything around me to pieces. More than once, I was torn to pieces too, cast back into the abyss for an eternal instant. </w:t>
+        <w:t xml:space="preserve">I had to keep moving, or the strange landscape would begin to collapse in on me. As I stumbled on, I grew tired and desperate for some kind of shelter, a safe place to rest—even knowing I was inviting the world to collapse and turn inside out. I was in the eye of a storm, but if I stopped moving it would catch up to me and tear everything around me to pieces. More than once, I was torn to pieces too, cast back into the abyss for an eternal instant. </w:t>
       </w:r>
     </w:p>
     <w:p>
       <w:pPr>
         <w:rPr>
-          <w:rFonts w:ascii="Calibri" w:hAnsi="Calibri" w:cs="Calibri"/>
+          <w:rFonts w:ascii="Montserrat" w:hAnsi="Montserrat" w:cs="Calibri"/>
+          <w:sz w:val="24"/>
         </w:rPr>
       </w:pPr>
     </w:p>
@@ -75,61 +68,33 @@
       <w:pPr>
         <w:spacing w:line="360" w:lineRule="auto"/>
         <w:rPr>
-          <w:rFonts w:ascii="Calibri" w:hAnsi="Calibri" w:cs="Calibri"/>
+          <w:rFonts w:ascii="Montserrat" w:hAnsi="Montserrat" w:cs="Calibri"/>
+          <w:sz w:val="24"/>
           <w:lang w:eastAsia="ar-SA"/>
         </w:rPr>
       </w:pPr>
       <w:r>
         <w:rPr>
-          <w:rFonts w:ascii="Calibri" w:hAnsi="Calibri" w:cs="Calibri"/>
-          <w:lang w:eastAsia="ar-SA"/>
-        </w:rPr>
-        <w:t xml:space="preserve">I could not remember anything at first. Memory did not exist. Nothing seemed to exist. I had no points of reference. Oblivion engulfed me, </w:t>
-      </w:r>
-      <w:proofErr w:type="gramStart"/>
-      <w:r>
-        <w:rPr>
-          <w:rFonts w:ascii="Calibri" w:hAnsi="Calibri" w:cs="Calibri"/>
-          <w:lang w:eastAsia="ar-SA"/>
-        </w:rPr>
-        <w:t>marred</w:t>
-      </w:r>
-      <w:proofErr w:type="gramEnd"/>
-      <w:r>
-        <w:rPr>
-          <w:rFonts w:ascii="Calibri" w:hAnsi="Calibri" w:cs="Calibri"/>
-          <w:lang w:eastAsia="ar-SA"/>
-        </w:rPr>
-        <w:t xml:space="preserve"> only by my own awareness of it. It was a familiar silence. I understood, </w:t>
-      </w:r>
-      <w:proofErr w:type="gramStart"/>
-      <w:r>
-        <w:rPr>
-          <w:rFonts w:ascii="Calibri" w:hAnsi="Calibri" w:cs="Calibri"/>
-          <w:lang w:eastAsia="ar-SA"/>
-        </w:rPr>
-        <w:t>for</w:t>
-      </w:r>
-      <w:proofErr w:type="gramEnd"/>
-      <w:r>
-        <w:rPr>
-          <w:rFonts w:ascii="Calibri" w:hAnsi="Calibri" w:cs="Calibri"/>
-          <w:lang w:eastAsia="ar-SA"/>
-        </w:rPr>
-        <w:t xml:space="preserve"> lack of a better word, though there was nothing to understand. I suppose that I just... understood myself. The idea of myself. It was enough to bring me back from the edge. In lieu of anything else, that glimmering awareness absorbed me. Focused me. I was a single naked thought. Alone. </w:t>
+          <w:rFonts w:ascii="Montserrat" w:hAnsi="Montserrat" w:cs="Calibri"/>
+          <w:sz w:val="24"/>
+          <w:lang w:eastAsia="ar-SA"/>
+        </w:rPr>
+        <w:t xml:space="preserve">I could not remember anything at first. Memory did not exist. Nothing seemed to exist. I had no points of reference. Oblivion engulfed me, marred only by my own awareness of it. It was a familiar silence. I understood, for lack of a better word, though there was nothing to understand. I suppose that I just... understood myself. The idea of myself. It was enough to bring me back from the edge. In lieu of anything else, that glimmering awareness absorbed me. Focused me. I was a single naked thought. Alone. </w:t>
       </w:r>
     </w:p>
     <w:p>
       <w:pPr>
         <w:spacing w:line="360" w:lineRule="auto"/>
         <w:rPr>
-          <w:rFonts w:ascii="Calibri" w:hAnsi="Calibri" w:cs="Calibri"/>
+          <w:rFonts w:ascii="Montserrat" w:hAnsi="Montserrat" w:cs="Calibri"/>
+          <w:sz w:val="24"/>
           <w:lang w:eastAsia="ar-SA"/>
         </w:rPr>
       </w:pPr>
       <w:r>
         <w:rPr>
-          <w:rFonts w:ascii="Calibri" w:hAnsi="Calibri" w:cs="Calibri"/>
+          <w:rFonts w:ascii="Montserrat" w:hAnsi="Montserrat" w:cs="Calibri"/>
+          <w:sz w:val="24"/>
           <w:lang w:eastAsia="ar-SA"/>
         </w:rPr>
         <w:tab/>
@@ -140,13 +105,15 @@
       <w:pPr>
         <w:spacing w:line="360" w:lineRule="auto"/>
         <w:rPr>
-          <w:rFonts w:ascii="Calibri" w:hAnsi="Calibri" w:cs="Calibri"/>
+          <w:rFonts w:ascii="Montserrat" w:hAnsi="Montserrat" w:cs="Calibri"/>
+          <w:sz w:val="24"/>
           <w:lang w:eastAsia="ar-SA"/>
         </w:rPr>
       </w:pPr>
       <w:r>
         <w:rPr>
-          <w:rFonts w:ascii="Calibri" w:hAnsi="Calibri" w:cs="Calibri"/>
+          <w:rFonts w:ascii="Montserrat" w:hAnsi="Montserrat" w:cs="Calibri"/>
+          <w:sz w:val="24"/>
           <w:lang w:eastAsia="ar-SA"/>
         </w:rPr>
         <w:tab/>
@@ -154,63 +121,35 @@
       </w:r>
       <w:r>
         <w:rPr>
-          <w:rFonts w:ascii="Calibri" w:hAnsi="Calibri" w:cs="Calibri"/>
+          <w:rFonts w:ascii="Montserrat" w:hAnsi="Montserrat" w:cs="Calibri"/>
           <w:i/>
+          <w:sz w:val="24"/>
           <w:lang w:eastAsia="ar-SA"/>
         </w:rPr>
         <w:t>at</w:t>
       </w:r>
       <w:r>
         <w:rPr>
-          <w:rFonts w:ascii="Calibri" w:hAnsi="Calibri" w:cs="Calibri"/>
-          <w:lang w:eastAsia="ar-SA"/>
-        </w:rPr>
-        <w:t xml:space="preserve">. Suddenly it was vitally important to regain the thread of my last rational thought. I flailed desperately for a measureless eternity but the only points of reference I </w:t>
-      </w:r>
-      <w:proofErr w:type="gramStart"/>
-      <w:r>
-        <w:rPr>
-          <w:rFonts w:ascii="Calibri" w:hAnsi="Calibri" w:cs="Calibri"/>
-          <w:lang w:eastAsia="ar-SA"/>
-        </w:rPr>
-        <w:t>cold</w:t>
-      </w:r>
-      <w:proofErr w:type="gramEnd"/>
-      <w:r>
-        <w:rPr>
-          <w:rFonts w:ascii="Calibri" w:hAnsi="Calibri" w:cs="Calibri"/>
-          <w:lang w:eastAsia="ar-SA"/>
-        </w:rPr>
-        <w:t xml:space="preserve"> find </w:t>
-      </w:r>
-      <w:proofErr w:type="gramStart"/>
-      <w:r>
-        <w:rPr>
-          <w:rFonts w:ascii="Calibri" w:hAnsi="Calibri" w:cs="Calibri"/>
-          <w:lang w:eastAsia="ar-SA"/>
-        </w:rPr>
-        <w:t>was</w:t>
-      </w:r>
-      <w:proofErr w:type="gramEnd"/>
-      <w:r>
-        <w:rPr>
-          <w:rFonts w:ascii="Calibri" w:hAnsi="Calibri" w:cs="Calibri"/>
-          <w:lang w:eastAsia="ar-SA"/>
-        </w:rPr>
-        <w:t xml:space="preserve"> the hard presence which had uttered its thought within me. I became aware then of the limit of my understanding and I was terrified.</w:t>
+          <w:rFonts w:ascii="Montserrat" w:hAnsi="Montserrat" w:cs="Calibri"/>
+          <w:sz w:val="24"/>
+          <w:lang w:eastAsia="ar-SA"/>
+        </w:rPr>
+        <w:t>. Suddenly it was vitally important to regain the thread of my last rational thought. I flailed desperately for a measureless eternity but the only points of reference I cold find was the hard presence which had uttered its thought within me. I became aware then of the limit of my understanding and I was terrified.</w:t>
       </w:r>
     </w:p>
     <w:p>
       <w:pPr>
         <w:spacing w:line="360" w:lineRule="auto"/>
         <w:rPr>
-          <w:rFonts w:ascii="Calibri" w:hAnsi="Calibri" w:cs="Calibri"/>
+          <w:rFonts w:ascii="Montserrat" w:hAnsi="Montserrat" w:cs="Calibri"/>
+          <w:sz w:val="24"/>
           <w:lang w:eastAsia="ar-SA"/>
         </w:rPr>
       </w:pPr>
       <w:r>
         <w:rPr>
-          <w:rFonts w:ascii="Calibri" w:hAnsi="Calibri" w:cs="Calibri"/>
+          <w:rFonts w:ascii="Montserrat" w:hAnsi="Montserrat" w:cs="Calibri"/>
+          <w:sz w:val="24"/>
           <w:lang w:eastAsia="ar-SA"/>
         </w:rPr>
         <w:tab/>
@@ -221,13 +160,15 @@
       <w:pPr>
         <w:spacing w:line="360" w:lineRule="auto"/>
         <w:rPr>
-          <w:rFonts w:ascii="Calibri" w:hAnsi="Calibri" w:cs="Calibri"/>
+          <w:rFonts w:ascii="Montserrat" w:hAnsi="Montserrat" w:cs="Calibri"/>
+          <w:sz w:val="24"/>
           <w:lang w:eastAsia="ar-SA"/>
         </w:rPr>
       </w:pPr>
       <w:r>
         <w:rPr>
-          <w:rFonts w:ascii="Calibri" w:hAnsi="Calibri" w:cs="Calibri"/>
+          <w:rFonts w:ascii="Montserrat" w:hAnsi="Montserrat" w:cs="Calibri"/>
+          <w:sz w:val="24"/>
           <w:lang w:eastAsia="ar-SA"/>
         </w:rPr>
         <w:tab/>
@@ -238,40 +179,27 @@
       <w:pPr>
         <w:spacing w:line="360" w:lineRule="auto"/>
         <w:rPr>
-          <w:rFonts w:ascii="Calibri" w:hAnsi="Calibri" w:cs="Calibri"/>
+          <w:rFonts w:ascii="Montserrat" w:hAnsi="Montserrat" w:cs="Calibri"/>
+          <w:sz w:val="24"/>
           <w:lang w:eastAsia="ar-SA"/>
         </w:rPr>
       </w:pPr>
       <w:r>
         <w:rPr>
-          <w:rFonts w:ascii="Calibri" w:hAnsi="Calibri" w:cs="Calibri"/>
+          <w:rFonts w:ascii="Montserrat" w:hAnsi="Montserrat" w:cs="Calibri"/>
+          <w:sz w:val="24"/>
           <w:lang w:eastAsia="ar-SA"/>
         </w:rPr>
         <w:tab/>
-        <w:t xml:space="preserve">Does it matter why? </w:t>
-      </w:r>
-      <w:proofErr w:type="gramStart"/>
-      <w:r>
-        <w:rPr>
-          <w:rFonts w:ascii="Calibri" w:hAnsi="Calibri" w:cs="Calibri"/>
-          <w:lang w:eastAsia="ar-SA"/>
-        </w:rPr>
-        <w:t>the</w:t>
-      </w:r>
-      <w:proofErr w:type="gramEnd"/>
-      <w:r>
-        <w:rPr>
-          <w:rFonts w:ascii="Calibri" w:hAnsi="Calibri" w:cs="Calibri"/>
-          <w:lang w:eastAsia="ar-SA"/>
-        </w:rPr>
-        <w:t xml:space="preserve"> voice probed. </w:t>
+        <w:t xml:space="preserve">Does it matter why? the voice probed. </w:t>
       </w:r>
     </w:p>
     <w:p>
       <w:pPr>
         <w:spacing w:line="360" w:lineRule="auto"/>
         <w:rPr>
-          <w:rFonts w:ascii="Calibri" w:hAnsi="Calibri" w:cs="Calibri"/>
+          <w:rFonts w:ascii="Montserrat" w:hAnsi="Montserrat" w:cs="Calibri"/>
+          <w:sz w:val="24"/>
           <w:lang w:eastAsia="ar-SA"/>
         </w:rPr>
       </w:pPr>
@@ -280,13 +208,15 @@
       <w:pPr>
         <w:spacing w:line="360" w:lineRule="auto"/>
         <w:rPr>
-          <w:rFonts w:ascii="Calibri" w:hAnsi="Calibri" w:cs="Calibri"/>
+          <w:rFonts w:ascii="Montserrat" w:hAnsi="Montserrat" w:cs="Calibri"/>
+          <w:sz w:val="24"/>
           <w:lang w:eastAsia="ar-SA"/>
         </w:rPr>
       </w:pPr>
       <w:r>
         <w:rPr>
-          <w:rFonts w:ascii="Calibri" w:hAnsi="Calibri" w:cs="Calibri"/>
+          <w:rFonts w:ascii="Montserrat" w:hAnsi="Montserrat" w:cs="Calibri"/>
+          <w:sz w:val="24"/>
           <w:lang w:eastAsia="ar-SA"/>
         </w:rPr>
         <w:t xml:space="preserve">I responded to the touch like a caress. This was so different from the other embrace, the thing that had seized my mind, burned itself into every thought and feeling I possessed and then crushed me out of existence. Until that moment, I had forgotten. I had forgotten what I had been hiding from. </w:t>
@@ -296,13 +226,15 @@
       <w:pPr>
         <w:spacing w:line="360" w:lineRule="auto"/>
         <w:rPr>
-          <w:rFonts w:ascii="Calibri" w:hAnsi="Calibri" w:cs="Calibri"/>
+          <w:rFonts w:ascii="Montserrat" w:hAnsi="Montserrat" w:cs="Calibri"/>
+          <w:sz w:val="24"/>
           <w:lang w:eastAsia="ar-SA"/>
         </w:rPr>
       </w:pPr>
       <w:r>
         <w:rPr>
-          <w:rFonts w:ascii="Calibri" w:hAnsi="Calibri" w:cs="Calibri"/>
+          <w:rFonts w:ascii="Montserrat" w:hAnsi="Montserrat" w:cs="Calibri"/>
+          <w:sz w:val="24"/>
           <w:lang w:eastAsia="ar-SA"/>
         </w:rPr>
         <w:tab/>
@@ -313,13 +245,15 @@
       <w:pPr>
         <w:spacing w:line="360" w:lineRule="auto"/>
         <w:rPr>
-          <w:rFonts w:ascii="Calibri" w:hAnsi="Calibri" w:cs="Calibri"/>
+          <w:rFonts w:ascii="Montserrat" w:hAnsi="Montserrat" w:cs="Calibri"/>
+          <w:sz w:val="24"/>
           <w:lang w:eastAsia="ar-SA"/>
         </w:rPr>
       </w:pPr>
       <w:r>
         <w:rPr>
-          <w:rFonts w:ascii="Calibri" w:hAnsi="Calibri" w:cs="Calibri"/>
+          <w:rFonts w:ascii="Montserrat" w:hAnsi="Montserrat" w:cs="Calibri"/>
+          <w:sz w:val="24"/>
           <w:lang w:eastAsia="ar-SA"/>
         </w:rPr>
         <w:tab/>
@@ -329,7 +263,8 @@
     <w:p>
       <w:pPr>
         <w:rPr>
-          <w:rFonts w:ascii="Calibri" w:hAnsi="Calibri" w:cs="Calibri"/>
+          <w:rFonts w:ascii="Montserrat" w:hAnsi="Montserrat" w:cs="Calibri"/>
+          <w:sz w:val="24"/>
         </w:rPr>
       </w:pPr>
     </w:p>
@@ -348,7 +283,7 @@
   <w:abstractNum w:abstractNumId="0" w15:restartNumberingAfterBreak="0">
     <w:nsid w:val="FFFFFFFB"/>
     <w:multiLevelType w:val="multilevel"/>
-    <w:tmpl w:val="759072D4"/>
+    <w:tmpl w:val="80A499BA"/>
     <w:lvl w:ilvl="0">
       <w:start w:val="1"/>
       <w:numFmt w:val="cardinalText"/>
@@ -453,6 +388,27 @@
   <w:num w:numId="12" w16cid:durableId="1712805290">
     <w:abstractNumId w:val="0"/>
   </w:num>
+  <w:num w:numId="13" w16cid:durableId="1123228145">
+    <w:abstractNumId w:val="0"/>
+  </w:num>
+  <w:num w:numId="14" w16cid:durableId="1428189261">
+    <w:abstractNumId w:val="0"/>
+  </w:num>
+  <w:num w:numId="15" w16cid:durableId="149100528">
+    <w:abstractNumId w:val="0"/>
+  </w:num>
+  <w:num w:numId="16" w16cid:durableId="302856507">
+    <w:abstractNumId w:val="0"/>
+  </w:num>
+  <w:num w:numId="17" w16cid:durableId="1275484521">
+    <w:abstractNumId w:val="0"/>
+  </w:num>
+  <w:num w:numId="18" w16cid:durableId="1590964791">
+    <w:abstractNumId w:val="0"/>
+  </w:num>
+  <w:num w:numId="19" w16cid:durableId="308443641">
+    <w:abstractNumId w:val="0"/>
+  </w:num>
 </w:numbering>
 </file>
 
@@ -461,7 +417,9 @@
   <w:docDefaults>
     <w:rPrDefault>
       <w:rPr>
-        <w:rFonts w:ascii="Times New Roman" w:eastAsia="Times New Roman" w:hAnsi="Times New Roman" w:cs="Times New Roman"/>
+        <w:rFonts w:asciiTheme="minorHAnsi" w:eastAsiaTheme="minorHAnsi" w:hAnsiTheme="minorHAnsi" w:cstheme="minorBidi"/>
+        <w:sz w:val="22"/>
+        <w:szCs w:val="22"/>
         <w:lang w:val="en-US" w:eastAsia="en-US" w:bidi="ar-SA"/>
       </w:rPr>
     </w:rPrDefault>
@@ -848,12 +806,12 @@
   <w:style w:type="paragraph" w:default="1" w:styleId="Normal">
     <w:name w:val="Normal"/>
     <w:qFormat/>
-    <w:rsid w:val="00784439"/>
+    <w:rsid w:val="005F3442"/>
     <w:pPr>
       <w:spacing w:after="240" w:line="276" w:lineRule="auto"/>
     </w:pPr>
     <w:rPr>
-      <w:rFonts w:asciiTheme="minorHAnsi" w:hAnsiTheme="minorHAnsi" w:cstheme="minorHAnsi"/>
+      <w:rFonts w:cstheme="minorHAnsi"/>
       <w:sz w:val="28"/>
       <w:szCs w:val="28"/>
     </w:rPr>
@@ -864,10 +822,10 @@
     <w:next w:val="Normal"/>
     <w:link w:val="Heading1Char"/>
     <w:qFormat/>
-    <w:rsid w:val="00784439"/>
+    <w:rsid w:val="005F3442"/>
     <w:pPr>
       <w:keepNext/>
-      <w:contextualSpacing/>
+      <w:spacing w:before="240" w:after="60" w:line="240" w:lineRule="auto"/>
       <w:outlineLvl w:val="0"/>
     </w:pPr>
     <w:rPr>
@@ -883,11 +841,11 @@
     <w:next w:val="Normal"/>
     <w:link w:val="Heading2Char"/>
     <w:qFormat/>
-    <w:rsid w:val="00784439"/>
+    <w:rsid w:val="005F3442"/>
     <w:pPr>
       <w:numPr>
         <w:ilvl w:val="1"/>
-        <w:numId w:val="12"/>
+        <w:numId w:val="19"/>
       </w:numPr>
       <w:outlineLvl w:val="1"/>
     </w:pPr>
@@ -903,7 +861,7 @@
     <w:next w:val="Normal"/>
     <w:link w:val="Heading3Char"/>
     <w:qFormat/>
-    <w:rsid w:val="00784439"/>
+    <w:rsid w:val="005F3442"/>
     <w:pPr>
       <w:outlineLvl w:val="2"/>
     </w:pPr>
@@ -917,7 +875,7 @@
     <w:next w:val="Normal"/>
     <w:link w:val="Heading4Char"/>
     <w:qFormat/>
-    <w:rsid w:val="00784439"/>
+    <w:rsid w:val="005F3442"/>
     <w:pPr>
       <w:numPr>
         <w:ilvl w:val="3"/>
@@ -934,7 +892,7 @@
     <w:next w:val="Normal"/>
     <w:link w:val="Heading5Char"/>
     <w:qFormat/>
-    <w:rsid w:val="00784439"/>
+    <w:rsid w:val="005F3442"/>
     <w:pPr>
       <w:numPr>
         <w:ilvl w:val="4"/>
@@ -951,7 +909,7 @@
     <w:next w:val="Normal"/>
     <w:link w:val="Heading6Char"/>
     <w:qFormat/>
-    <w:rsid w:val="00784439"/>
+    <w:rsid w:val="005F3442"/>
     <w:pPr>
       <w:numPr>
         <w:ilvl w:val="5"/>
@@ -959,7 +917,7 @@
       <w:outlineLvl w:val="5"/>
     </w:pPr>
     <w:rPr>
-      <w:b w:val="0"/>
+      <w:bCs/>
       <w:sz w:val="24"/>
       <w:szCs w:val="24"/>
       <w:u w:val="single"/>
@@ -971,28 +929,31 @@
     <w:next w:val="Normal"/>
     <w:link w:val="Heading7Char"/>
     <w:qFormat/>
-    <w:rsid w:val="00784439"/>
+    <w:rsid w:val="005F3442"/>
     <w:pPr>
+      <w:keepNext w:val="0"/>
+      <w:numPr>
+        <w:ilvl w:val="0"/>
+        <w:numId w:val="0"/>
+      </w:numPr>
       <w:outlineLvl w:val="6"/>
     </w:pPr>
     <w:rPr>
-      <w:b/>
-      <w:bCs/>
+      <w:b w:val="0"/>
+      <w:kern w:val="0"/>
     </w:rPr>
   </w:style>
   <w:style w:type="paragraph" w:styleId="Heading8">
     <w:name w:val="heading 8"/>
-    <w:basedOn w:val="Heading7"/>
+    <w:basedOn w:val="Heading6"/>
     <w:next w:val="Normal"/>
     <w:link w:val="Heading8Char"/>
     <w:qFormat/>
-    <w:rsid w:val="00784439"/>
+    <w:rsid w:val="005F3442"/>
     <w:pPr>
       <w:outlineLvl w:val="7"/>
     </w:pPr>
     <w:rPr>
-      <w:b w:val="0"/>
-      <w:bCs w:val="0"/>
       <w:i/>
       <w:iCs/>
       <w:u w:val="none"/>
@@ -1004,13 +965,13 @@
     <w:next w:val="Normal"/>
     <w:link w:val="Heading9Char"/>
     <w:qFormat/>
-    <w:rsid w:val="00784439"/>
+    <w:rsid w:val="005F3442"/>
     <w:pPr>
       <w:outlineLvl w:val="8"/>
     </w:pPr>
     <w:rPr>
-      <w:b/>
-      <w:bCs/>
+      <w:b w:val="0"/>
+      <w:bCs w:val="0"/>
     </w:rPr>
   </w:style>
   <w:style w:type="character" w:default="1" w:styleId="DefaultParagraphFont">
@@ -1046,9 +1007,10 @@
     <w:next w:val="Normal"/>
     <w:link w:val="Subheading1Char"/>
     <w:qFormat/>
-    <w:rsid w:val="00784439"/>
+    <w:rsid w:val="005F3442"/>
     <w:pPr>
-      <w:spacing w:line="240" w:lineRule="auto"/>
+      <w:spacing w:before="0" w:after="0"/>
+      <w:contextualSpacing/>
     </w:pPr>
     <w:rPr>
       <w:rFonts w:asciiTheme="majorHAnsi" w:eastAsiaTheme="minorHAnsi" w:hAnsiTheme="majorHAnsi"/>
@@ -1061,9 +1023,9 @@
     <w:name w:val="Subheading 1 Char"/>
     <w:basedOn w:val="DefaultParagraphFont"/>
     <w:link w:val="Subheading1"/>
-    <w:rsid w:val="00784439"/>
-    <w:rPr>
-      <w:rFonts w:asciiTheme="majorHAnsi" w:eastAsiaTheme="minorHAnsi" w:hAnsiTheme="majorHAnsi" w:cstheme="minorHAnsi"/>
+    <w:rsid w:val="005F3442"/>
+    <w:rPr>
+      <w:rFonts w:asciiTheme="majorHAnsi" w:hAnsiTheme="majorHAnsi" w:cstheme="minorHAnsi"/>
       <w:b/>
       <w:kern w:val="28"/>
       <w:sz w:val="48"/>
@@ -1075,9 +1037,9 @@
     <w:name w:val="Heading 1 Char"/>
     <w:basedOn w:val="DefaultParagraphFont"/>
     <w:link w:val="Heading1"/>
-    <w:rsid w:val="00784439"/>
-    <w:rPr>
-      <w:rFonts w:asciiTheme="minorHAnsi" w:eastAsiaTheme="majorEastAsia" w:hAnsiTheme="minorHAnsi" w:cstheme="minorHAnsi"/>
+    <w:rsid w:val="005F3442"/>
+    <w:rPr>
+      <w:rFonts w:eastAsiaTheme="majorEastAsia" w:cstheme="minorHAnsi"/>
       <w:b/>
       <w:kern w:val="28"/>
       <w:sz w:val="56"/>
@@ -1086,25 +1048,19 @@
   </w:style>
   <w:style w:type="paragraph" w:customStyle="1" w:styleId="Subheading2">
     <w:name w:val="Subheading 2"/>
-    <w:basedOn w:val="Heading2"/>
+    <w:basedOn w:val="Subheading1"/>
     <w:next w:val="Normal"/>
     <w:link w:val="Subheading2Char"/>
     <w:qFormat/>
-    <w:rsid w:val="00784439"/>
-    <w:pPr>
-      <w:spacing w:line="240" w:lineRule="auto"/>
-    </w:pPr>
-    <w:rPr>
-      <w:vertAlign w:val="superscript"/>
-    </w:rPr>
+    <w:rsid w:val="005F3442"/>
   </w:style>
   <w:style w:type="character" w:customStyle="1" w:styleId="Subheading2Char">
     <w:name w:val="Subheading 2 Char"/>
     <w:basedOn w:val="Subheading1Char"/>
     <w:link w:val="Subheading2"/>
-    <w:rsid w:val="00784439"/>
-    <w:rPr>
-      <w:rFonts w:asciiTheme="majorHAnsi" w:eastAsiaTheme="majorEastAsia" w:hAnsiTheme="majorHAnsi" w:cstheme="minorHAnsi"/>
+    <w:rsid w:val="005F3442"/>
+    <w:rPr>
+      <w:rFonts w:asciiTheme="majorHAnsi" w:hAnsiTheme="majorHAnsi" w:cstheme="minorHAnsi"/>
       <w:b/>
       <w:kern w:val="28"/>
       <w:sz w:val="48"/>
@@ -1116,7 +1072,7 @@
     <w:name w:val="Heading 2 Char"/>
     <w:basedOn w:val="DefaultParagraphFont"/>
     <w:link w:val="Heading2"/>
-    <w:rsid w:val="00784439"/>
+    <w:rsid w:val="005F3442"/>
     <w:rPr>
       <w:rFonts w:asciiTheme="majorHAnsi" w:eastAsiaTheme="majorEastAsia" w:hAnsiTheme="majorHAnsi" w:cstheme="minorHAnsi"/>
       <w:b/>
@@ -1127,26 +1083,23 @@
   </w:style>
   <w:style w:type="paragraph" w:customStyle="1" w:styleId="Subheading3">
     <w:name w:val="Subheading 3"/>
-    <w:basedOn w:val="Heading3"/>
+    <w:basedOn w:val="Subheading2"/>
     <w:next w:val="Normal"/>
     <w:link w:val="Subheading3Char"/>
     <w:qFormat/>
-    <w:rsid w:val="00784439"/>
-    <w:pPr>
-      <w:spacing w:line="240" w:lineRule="auto"/>
-    </w:pPr>
-    <w:rPr>
+    <w:rsid w:val="005F3442"/>
+    <w:rPr>
+      <w:sz w:val="40"/>
       <w:szCs w:val="40"/>
-      <w:vertAlign w:val="superscript"/>
     </w:rPr>
   </w:style>
   <w:style w:type="character" w:customStyle="1" w:styleId="Subheading3Char">
     <w:name w:val="Subheading 3 Char"/>
     <w:basedOn w:val="Subheading2Char"/>
     <w:link w:val="Subheading3"/>
-    <w:rsid w:val="00784439"/>
-    <w:rPr>
-      <w:rFonts w:asciiTheme="majorHAnsi" w:eastAsiaTheme="majorEastAsia" w:hAnsiTheme="majorHAnsi" w:cstheme="minorHAnsi"/>
+    <w:rsid w:val="005F3442"/>
+    <w:rPr>
+      <w:rFonts w:asciiTheme="majorHAnsi" w:hAnsiTheme="majorHAnsi" w:cstheme="minorHAnsi"/>
       <w:b/>
       <w:kern w:val="28"/>
       <w:sz w:val="40"/>
@@ -1158,7 +1111,7 @@
     <w:name w:val="Heading 3 Char"/>
     <w:basedOn w:val="DefaultParagraphFont"/>
     <w:link w:val="Heading3"/>
-    <w:rsid w:val="00784439"/>
+    <w:rsid w:val="005F3442"/>
     <w:rPr>
       <w:rFonts w:asciiTheme="majorHAnsi" w:eastAsiaTheme="majorEastAsia" w:hAnsiTheme="majorHAnsi" w:cstheme="minorHAnsi"/>
       <w:b/>
@@ -1170,10 +1123,12 @@
   <w:style w:type="paragraph" w:customStyle="1" w:styleId="Suptitle">
     <w:name w:val="Suptitle"/>
     <w:basedOn w:val="Subtitle"/>
-    <w:next w:val="Normal"/>
     <w:link w:val="SuptitleChar"/>
     <w:qFormat/>
-    <w:rsid w:val="00784439"/>
+    <w:rsid w:val="005F3442"/>
+    <w:pPr>
+      <w:spacing w:before="240"/>
+    </w:pPr>
     <w:rPr>
       <w:vertAlign w:val="subscript"/>
     </w:rPr>
@@ -1182,7 +1137,7 @@
     <w:name w:val="Suptitle Char"/>
     <w:basedOn w:val="SubtitleChar"/>
     <w:link w:val="Suptitle"/>
-    <w:rsid w:val="00784439"/>
+    <w:rsid w:val="005F3442"/>
     <w:rPr>
       <w:rFonts w:asciiTheme="majorHAnsi" w:eastAsiaTheme="majorEastAsia" w:hAnsiTheme="majorHAnsi" w:cstheme="majorBidi"/>
       <w:color w:val="7F7F7F" w:themeColor="text1" w:themeTint="80"/>
@@ -1200,7 +1155,7 @@
     <w:link w:val="SubtitleChar"/>
     <w:uiPriority w:val="11"/>
     <w:qFormat/>
-    <w:rsid w:val="00784439"/>
+    <w:rsid w:val="005F3442"/>
     <w:rPr>
       <w:b w:val="0"/>
       <w:bCs w:val="0"/>
@@ -1213,7 +1168,7 @@
     <w:basedOn w:val="DefaultParagraphFont"/>
     <w:link w:val="Subtitle"/>
     <w:uiPriority w:val="11"/>
-    <w:rsid w:val="00784439"/>
+    <w:rsid w:val="005F3442"/>
     <w:rPr>
       <w:rFonts w:asciiTheme="majorHAnsi" w:eastAsiaTheme="majorEastAsia" w:hAnsiTheme="majorHAnsi" w:cstheme="majorBidi"/>
       <w:color w:val="7F7F7F" w:themeColor="text1" w:themeTint="80"/>
@@ -1229,7 +1184,7 @@
     <w:basedOn w:val="Normal"/>
     <w:uiPriority w:val="1"/>
     <w:qFormat/>
-    <w:rsid w:val="00784439"/>
+    <w:rsid w:val="005F3442"/>
     <w:pPr>
       <w:spacing w:after="0"/>
     </w:pPr>
@@ -1238,7 +1193,7 @@
     <w:name w:val="Heading 4 Char"/>
     <w:basedOn w:val="DefaultParagraphFont"/>
     <w:link w:val="Heading4"/>
-    <w:rsid w:val="00784439"/>
+    <w:rsid w:val="005F3442"/>
     <w:rPr>
       <w:rFonts w:asciiTheme="majorHAnsi" w:eastAsiaTheme="majorEastAsia" w:hAnsiTheme="majorHAnsi" w:cstheme="minorHAnsi"/>
       <w:b/>
@@ -1251,7 +1206,7 @@
     <w:name w:val="Heading 5 Char"/>
     <w:basedOn w:val="DefaultParagraphFont"/>
     <w:link w:val="Heading5"/>
-    <w:rsid w:val="00784439"/>
+    <w:rsid w:val="005F3442"/>
     <w:rPr>
       <w:rFonts w:asciiTheme="majorHAnsi" w:eastAsiaTheme="majorEastAsia" w:hAnsiTheme="majorHAnsi" w:cstheme="minorHAnsi"/>
       <w:b/>
@@ -1264,20 +1219,7 @@
     <w:name w:val="Heading 6 Char"/>
     <w:basedOn w:val="DefaultParagraphFont"/>
     <w:link w:val="Heading6"/>
-    <w:rsid w:val="00784439"/>
-    <w:rPr>
-      <w:rFonts w:asciiTheme="majorHAnsi" w:eastAsiaTheme="majorEastAsia" w:hAnsiTheme="majorHAnsi" w:cstheme="minorHAnsi"/>
-      <w:kern w:val="28"/>
-      <w:sz w:val="24"/>
-      <w:szCs w:val="24"/>
-      <w:u w:val="single"/>
-    </w:rPr>
-  </w:style>
-  <w:style w:type="character" w:customStyle="1" w:styleId="Heading7Char">
-    <w:name w:val="Heading 7 Char"/>
-    <w:basedOn w:val="DefaultParagraphFont"/>
-    <w:link w:val="Heading7"/>
-    <w:rsid w:val="00784439"/>
+    <w:rsid w:val="005F3442"/>
     <w:rPr>
       <w:rFonts w:asciiTheme="majorHAnsi" w:eastAsiaTheme="majorEastAsia" w:hAnsiTheme="majorHAnsi" w:cstheme="minorHAnsi"/>
       <w:b/>
@@ -1288,13 +1230,28 @@
       <w:u w:val="single"/>
     </w:rPr>
   </w:style>
+  <w:style w:type="character" w:customStyle="1" w:styleId="Heading7Char">
+    <w:name w:val="Heading 7 Char"/>
+    <w:basedOn w:val="DefaultParagraphFont"/>
+    <w:link w:val="Heading7"/>
+    <w:rsid w:val="005F3442"/>
+    <w:rPr>
+      <w:rFonts w:asciiTheme="majorHAnsi" w:eastAsiaTheme="majorEastAsia" w:hAnsiTheme="majorHAnsi" w:cstheme="minorHAnsi"/>
+      <w:bCs/>
+      <w:sz w:val="24"/>
+      <w:szCs w:val="24"/>
+      <w:u w:val="single"/>
+    </w:rPr>
+  </w:style>
   <w:style w:type="character" w:customStyle="1" w:styleId="Heading8Char">
     <w:name w:val="Heading 8 Char"/>
     <w:basedOn w:val="DefaultParagraphFont"/>
     <w:link w:val="Heading8"/>
-    <w:rsid w:val="00784439"/>
+    <w:rsid w:val="005F3442"/>
     <w:rPr>
       <w:rFonts w:asciiTheme="majorHAnsi" w:eastAsiaTheme="majorEastAsia" w:hAnsiTheme="majorHAnsi" w:cstheme="minorHAnsi"/>
+      <w:b/>
+      <w:bCs/>
       <w:i/>
       <w:iCs/>
       <w:kern w:val="28"/>
@@ -1306,11 +1263,9 @@
     <w:name w:val="Heading 9 Char"/>
     <w:basedOn w:val="DefaultParagraphFont"/>
     <w:link w:val="Heading9"/>
-    <w:rsid w:val="00784439"/>
+    <w:rsid w:val="005F3442"/>
     <w:rPr>
       <w:rFonts w:asciiTheme="majorHAnsi" w:eastAsiaTheme="majorEastAsia" w:hAnsiTheme="majorHAnsi" w:cstheme="minorHAnsi"/>
-      <w:b/>
-      <w:bCs/>
       <w:i/>
       <w:iCs/>
       <w:kern w:val="28"/>
@@ -1326,7 +1281,7 @@
     <w:semiHidden/>
     <w:unhideWhenUsed/>
     <w:qFormat/>
-    <w:rsid w:val="00784439"/>
+    <w:rsid w:val="005F3442"/>
     <w:pPr>
       <w:spacing w:after="200"/>
     </w:pPr>
@@ -1334,7 +1289,6 @@
       <w:i/>
       <w:iCs/>
       <w:color w:val="0E2841" w:themeColor="text2"/>
-      <w:sz w:val="18"/>
       <w:szCs w:val="18"/>
     </w:rPr>
   </w:style>
@@ -1345,9 +1299,9 @@
     <w:link w:val="TitleChar"/>
     <w:uiPriority w:val="10"/>
     <w:qFormat/>
-    <w:rsid w:val="00784439"/>
+    <w:rsid w:val="005F3442"/>
     <w:pPr>
-      <w:contextualSpacing/>
+      <w:spacing w:line="240" w:lineRule="auto"/>
     </w:pPr>
     <w:rPr>
       <w:rFonts w:asciiTheme="majorHAnsi" w:eastAsiaTheme="majorEastAsia" w:hAnsiTheme="majorHAnsi" w:cstheme="majorBidi"/>
@@ -1364,7 +1318,7 @@
     <w:basedOn w:val="DefaultParagraphFont"/>
     <w:link w:val="Title"/>
     <w:uiPriority w:val="10"/>
-    <w:rsid w:val="00784439"/>
+    <w:rsid w:val="005F3442"/>
     <w:rPr>
       <w:rFonts w:asciiTheme="majorHAnsi" w:eastAsiaTheme="majorEastAsia" w:hAnsiTheme="majorHAnsi" w:cstheme="majorBidi"/>
       <w:b/>
@@ -1379,7 +1333,7 @@
     <w:name w:val="Strong"/>
     <w:uiPriority w:val="22"/>
     <w:qFormat/>
-    <w:rsid w:val="00784439"/>
+    <w:rsid w:val="005F3442"/>
     <w:rPr>
       <w:b/>
       <w:bCs/>
@@ -1389,7 +1343,7 @@
     <w:name w:val="Emphasis"/>
     <w:uiPriority w:val="20"/>
     <w:qFormat/>
-    <w:rsid w:val="00784439"/>
+    <w:rsid w:val="005F3442"/>
     <w:rPr>
       <w:rFonts w:asciiTheme="minorHAnsi" w:hAnsiTheme="minorHAnsi" w:cstheme="minorHAnsi"/>
       <w:i/>
@@ -1400,10 +1354,10 @@
   </w:style>
   <w:style w:type="paragraph" w:styleId="ListParagraph">
     <w:name w:val="List Paragraph"/>
-    <w:basedOn w:val="NoSpacing"/>
+    <w:basedOn w:val="Normal"/>
     <w:uiPriority w:val="34"/>
     <w:qFormat/>
-    <w:rsid w:val="00784439"/>
+    <w:rsid w:val="005F3442"/>
     <w:pPr>
       <w:ind w:left="720"/>
       <w:contextualSpacing/>
@@ -1411,11 +1365,12 @@
   </w:style>
   <w:style w:type="paragraph" w:styleId="Quote">
     <w:name w:val="Quote"/>
-    <w:basedOn w:val="NoSpacing"/>
+    <w:basedOn w:val="Normal"/>
+    <w:next w:val="Normal"/>
     <w:link w:val="QuoteChar"/>
     <w:uiPriority w:val="29"/>
     <w:qFormat/>
-    <w:rsid w:val="00784439"/>
+    <w:rsid w:val="005F3442"/>
     <w:pPr>
       <w:keepLines/>
       <w:pageBreakBefore/>
@@ -1427,18 +1382,15 @@
       <w:contextualSpacing/>
       <w:mirrorIndents/>
     </w:pPr>
-    <w:rPr>
-      <w:rFonts w:eastAsiaTheme="minorHAnsi"/>
-    </w:rPr>
   </w:style>
   <w:style w:type="character" w:customStyle="1" w:styleId="QuoteChar">
     <w:name w:val="Quote Char"/>
     <w:basedOn w:val="DefaultParagraphFont"/>
     <w:link w:val="Quote"/>
     <w:uiPriority w:val="29"/>
-    <w:rsid w:val="00784439"/>
-    <w:rPr>
-      <w:rFonts w:asciiTheme="minorHAnsi" w:eastAsiaTheme="minorHAnsi" w:hAnsiTheme="minorHAnsi" w:cstheme="minorHAnsi"/>
+    <w:rsid w:val="005F3442"/>
+    <w:rPr>
+      <w:rFonts w:cstheme="minorHAnsi"/>
       <w:sz w:val="28"/>
       <w:szCs w:val="28"/>
     </w:rPr>
@@ -1446,10 +1398,11 @@
   <w:style w:type="paragraph" w:styleId="IntenseQuote">
     <w:name w:val="Intense Quote"/>
     <w:basedOn w:val="Quote"/>
+    <w:next w:val="Normal"/>
     <w:link w:val="IntenseQuoteChar"/>
     <w:uiPriority w:val="30"/>
     <w:qFormat/>
-    <w:rsid w:val="00784439"/>
+    <w:rsid w:val="005F3442"/>
     <w:pPr>
       <w:pBdr>
         <w:left w:val="single" w:sz="18" w:space="7" w:color="auto"/>
@@ -1465,9 +1418,9 @@
     <w:basedOn w:val="DefaultParagraphFont"/>
     <w:link w:val="IntenseQuote"/>
     <w:uiPriority w:val="30"/>
-    <w:rsid w:val="00784439"/>
-    <w:rPr>
-      <w:rFonts w:asciiTheme="minorHAnsi" w:eastAsiaTheme="minorHAnsi" w:hAnsiTheme="minorHAnsi" w:cstheme="minorHAnsi"/>
+    <w:rsid w:val="005F3442"/>
+    <w:rPr>
+      <w:rFonts w:cstheme="minorHAnsi"/>
       <w:b/>
       <w:bCs/>
       <w:sz w:val="28"/>
@@ -1479,7 +1432,7 @@
     <w:basedOn w:val="Emphasis"/>
     <w:uiPriority w:val="19"/>
     <w:qFormat/>
-    <w:rsid w:val="00784439"/>
+    <w:rsid w:val="005F3442"/>
     <w:rPr>
       <w:rFonts w:asciiTheme="minorHAnsi" w:hAnsiTheme="minorHAnsi" w:cs="Calibri Light"/>
       <w:i/>
@@ -1494,7 +1447,7 @@
     <w:basedOn w:val="Emphasis"/>
     <w:uiPriority w:val="21"/>
     <w:qFormat/>
-    <w:rsid w:val="00784439"/>
+    <w:rsid w:val="005F3442"/>
     <w:rPr>
       <w:rFonts w:asciiTheme="minorHAnsi" w:hAnsiTheme="minorHAnsi" w:cstheme="minorHAnsi"/>
       <w:b/>
@@ -1509,7 +1462,7 @@
     <w:name w:val="Subtle Reference"/>
     <w:uiPriority w:val="31"/>
     <w:qFormat/>
-    <w:rsid w:val="00784439"/>
+    <w:rsid w:val="005F3442"/>
     <w:rPr>
       <w:caps/>
       <w:color w:val="7F7F7F" w:themeColor="text1" w:themeTint="80"/>
@@ -1522,7 +1475,7 @@
     <w:basedOn w:val="SubtleReference"/>
     <w:uiPriority w:val="32"/>
     <w:qFormat/>
-    <w:rsid w:val="00784439"/>
+    <w:rsid w:val="005F3442"/>
     <w:rPr>
       <w:b/>
       <w:bCs/>
@@ -1534,9 +1487,10 @@
   </w:style>
   <w:style w:type="character" w:styleId="BookTitle">
     <w:name w:val="Book Title"/>
+    <w:basedOn w:val="DefaultParagraphFont"/>
     <w:uiPriority w:val="33"/>
     <w:qFormat/>
-    <w:rsid w:val="00784439"/>
+    <w:rsid w:val="005F3442"/>
     <w:rPr>
       <w:b/>
       <w:bCs/>
